--- a/architecture-research/stage-06-explainable-ai/stage_06_technical_stack.docx
+++ b/architecture-research/stage-06-explainable-ai/stage_06_technical_stack.docx
@@ -26,7 +26,7 @@
           <w:sz w:val="22"/>
           <w:szCs w:val="22"/>
         </w:rPr>
-        <w:t xml:space="preserve">Explainable AI &amp; Decision Experience</w:t>
+        <w:t xml:space="preserve">Explainable AI &amp; Decision Experience (v1.1)</w:t>
       </w:r>
     </w:p>
     <w:p>
@@ -42,7 +42,7 @@
           <w:sz w:val="18"/>
           <w:szCs w:val="18"/>
         </w:rPr>
-        <w:t xml:space="preserve">DecisionTwin — HackPSU Fall 2026 (FNB Challenge · Nittany AI Challenge) · Architecture research deliverable · 2026-10-24</w:t>
+        <w:t xml:space="preserve">DecisionTwin — HackPSU Fall 2026 (FNB Challenge · Nittany AI Challenge) · Architecture v1.1 (post-audit) · 2026-10-24</w:t>
       </w:r>
     </w:p>
     <w:p>
@@ -51,6 +51,527 @@
         <w:spacing w:after="160" w:before="360"/>
       </w:pPr>
       <w:r>
+        <w:t xml:space="preserve">0. Version 1.1 audit revision</w:t>
+      </w:r>
+    </w:p>
+    <w:p>
+      <w:pPr>
+        <w:spacing w:after="120"/>
+      </w:pPr>
+      <w:r>
+        <w:t xml:space="preserve">This specification was revised after the six-stage architecture audit of 2026-10-24 (review: reviews/stage_06_review.md; authoritative schemas: supervisor/api_and_data_contracts.md v1.1). The table lists what changed and why; the sections below reflect v1.1.</w:t>
+      </w:r>
+    </w:p>
+    <w:tbl>
+      <w:tblPr>
+        <w:tblW w:type="dxa" w:w="9360"/>
+        <w:tblBorders>
+          <w:top w:val="single" w:color="auto" w:sz="4"/>
+          <w:left w:val="single" w:color="auto" w:sz="4"/>
+          <w:bottom w:val="single" w:color="auto" w:sz="4"/>
+          <w:right w:val="single" w:color="auto" w:sz="4"/>
+          <w:insideH w:val="single" w:color="auto" w:sz="4"/>
+          <w:insideV w:val="single" w:color="auto" w:sz="4"/>
+        </w:tblBorders>
+      </w:tblPr>
+      <w:tblGrid>
+        <w:gridCol w:w="1300"/>
+        <w:gridCol w:w="4200"/>
+        <w:gridCol w:w="3860"/>
+      </w:tblGrid>
+      <w:tr>
+        <w:trPr>
+          <w:tblHeader/>
+        </w:trPr>
+        <w:tc>
+          <w:tcPr>
+            <w:tcW w:type="dxa" w:w="1300"/>
+            <w:tcBorders>
+              <w:top w:val="single" w:color="BFBFBF" w:sz="4"/>
+              <w:left w:val="single" w:color="BFBFBF" w:sz="4"/>
+              <w:bottom w:val="single" w:color="BFBFBF" w:sz="4"/>
+              <w:right w:val="single" w:color="BFBFBF" w:sz="4"/>
+            </w:tcBorders>
+            <w:shd w:fill="DCE6F1" w:color="auto" w:val="clear"/>
+            <w:tcMar>
+              <w:top w:type="dxa" w:w="60"/>
+              <w:left w:type="dxa" w:w="100"/>
+              <w:bottom w:type="dxa" w:w="60"/>
+              <w:right w:type="dxa" w:w="100"/>
+            </w:tcMar>
+          </w:tcPr>
+          <w:p>
+            <w:pPr>
+              <w:spacing w:after="0"/>
+            </w:pPr>
+            <w:r>
+              <w:rPr>
+                <w:b/>
+                <w:bCs/>
+                <w:sz w:val="19"/>
+                <w:szCs w:val="19"/>
+              </w:rPr>
+              <w:t xml:space="preserve">Change</w:t>
+            </w:r>
+          </w:p>
+        </w:tc>
+        <w:tc>
+          <w:tcPr>
+            <w:tcW w:type="dxa" w:w="4200"/>
+            <w:tcBorders>
+              <w:top w:val="single" w:color="BFBFBF" w:sz="4"/>
+              <w:left w:val="single" w:color="BFBFBF" w:sz="4"/>
+              <w:bottom w:val="single" w:color="BFBFBF" w:sz="4"/>
+              <w:right w:val="single" w:color="BFBFBF" w:sz="4"/>
+            </w:tcBorders>
+            <w:shd w:fill="DCE6F1" w:color="auto" w:val="clear"/>
+            <w:tcMar>
+              <w:top w:type="dxa" w:w="60"/>
+              <w:left w:type="dxa" w:w="100"/>
+              <w:bottom w:type="dxa" w:w="60"/>
+              <w:right w:type="dxa" w:w="100"/>
+            </w:tcMar>
+          </w:tcPr>
+          <w:p>
+            <w:pPr>
+              <w:spacing w:after="0"/>
+            </w:pPr>
+            <w:r>
+              <w:rPr>
+                <w:b/>
+                <w:bCs/>
+                <w:sz w:val="19"/>
+                <w:szCs w:val="19"/>
+              </w:rPr>
+              <w:t xml:space="preserve">What changed</w:t>
+            </w:r>
+          </w:p>
+        </w:tc>
+        <w:tc>
+          <w:tcPr>
+            <w:tcW w:type="dxa" w:w="3860"/>
+            <w:tcBorders>
+              <w:top w:val="single" w:color="BFBFBF" w:sz="4"/>
+              <w:left w:val="single" w:color="BFBFBF" w:sz="4"/>
+              <w:bottom w:val="single" w:color="BFBFBF" w:sz="4"/>
+              <w:right w:val="single" w:color="BFBFBF" w:sz="4"/>
+            </w:tcBorders>
+            <w:shd w:fill="DCE6F1" w:color="auto" w:val="clear"/>
+            <w:tcMar>
+              <w:top w:type="dxa" w:w="60"/>
+              <w:left w:type="dxa" w:w="100"/>
+              <w:bottom w:type="dxa" w:w="60"/>
+              <w:right w:type="dxa" w:w="100"/>
+            </w:tcMar>
+          </w:tcPr>
+          <w:p>
+            <w:pPr>
+              <w:spacing w:after="0"/>
+            </w:pPr>
+            <w:r>
+              <w:rPr>
+                <w:b/>
+                <w:bCs/>
+                <w:sz w:val="19"/>
+                <w:szCs w:val="19"/>
+              </w:rPr>
+              <w:t xml:space="preserve">Why</w:t>
+            </w:r>
+          </w:p>
+        </w:tc>
+      </w:tr>
+      <w:tr>
+        <w:tc>
+          <w:tcPr>
+            <w:tcW w:type="dxa" w:w="1300"/>
+            <w:tcBorders>
+              <w:top w:val="single" w:color="BFBFBF" w:sz="4"/>
+              <w:left w:val="single" w:color="BFBFBF" w:sz="4"/>
+              <w:bottom w:val="single" w:color="BFBFBF" w:sz="4"/>
+              <w:right w:val="single" w:color="BFBFBF" w:sz="4"/>
+            </w:tcBorders>
+            <w:tcMar>
+              <w:top w:type="dxa" w:w="60"/>
+              <w:left w:type="dxa" w:w="100"/>
+              <w:bottom w:type="dxa" w:w="60"/>
+              <w:right w:type="dxa" w:w="100"/>
+            </w:tcMar>
+          </w:tcPr>
+          <w:p>
+            <w:pPr>
+              <w:spacing w:after="0"/>
+            </w:pPr>
+            <w:r>
+              <w:rPr>
+                <w:b w:val="false"/>
+                <w:bCs w:val="false"/>
+                <w:sz w:val="19"/>
+                <w:szCs w:val="19"/>
+              </w:rPr>
+              <w:t xml:space="preserve">CH-31</w:t>
+            </w:r>
+          </w:p>
+        </w:tc>
+        <w:tc>
+          <w:tcPr>
+            <w:tcW w:type="dxa" w:w="4200"/>
+            <w:tcBorders>
+              <w:top w:val="single" w:color="BFBFBF" w:sz="4"/>
+              <w:left w:val="single" w:color="BFBFBF" w:sz="4"/>
+              <w:bottom w:val="single" w:color="BFBFBF" w:sz="4"/>
+              <w:right w:val="single" w:color="BFBFBF" w:sz="4"/>
+            </w:tcBorders>
+            <w:tcMar>
+              <w:top w:type="dxa" w:w="60"/>
+              <w:left w:type="dxa" w:w="100"/>
+              <w:bottom w:type="dxa" w:w="60"/>
+              <w:right w:type="dxa" w:w="100"/>
+            </w:tcMar>
+          </w:tcPr>
+          <w:p>
+            <w:pPr>
+              <w:spacing w:after="0"/>
+            </w:pPr>
+            <w:r>
+              <w:rPr>
+                <w:b w:val="false"/>
+                <w:bCs w:val="false"/>
+                <w:sz w:val="19"/>
+                <w:szCs w:val="19"/>
+              </w:rPr>
+              <w:t xml:space="preserve">Claim-based deterministic explanations; LLM narration deferred to a claim-referenced design</w:t>
+            </w:r>
+          </w:p>
+        </w:tc>
+        <w:tc>
+          <w:tcPr>
+            <w:tcW w:type="dxa" w:w="3860"/>
+            <w:tcBorders>
+              <w:top w:val="single" w:color="BFBFBF" w:sz="4"/>
+              <w:left w:val="single" w:color="BFBFBF" w:sz="4"/>
+              <w:bottom w:val="single" w:color="BFBFBF" w:sz="4"/>
+              <w:right w:val="single" w:color="BFBFBF" w:sz="4"/>
+            </w:tcBorders>
+            <w:tcMar>
+              <w:top w:type="dxa" w:w="60"/>
+              <w:left w:type="dxa" w:w="100"/>
+              <w:bottom w:type="dxa" w:w="60"/>
+              <w:right w:type="dxa" w:w="100"/>
+            </w:tcMar>
+          </w:tcPr>
+          <w:p>
+            <w:pPr>
+              <w:spacing w:after="0"/>
+            </w:pPr>
+            <w:r>
+              <w:rPr>
+                <w:b w:val="false"/>
+                <w:bCs w:val="false"/>
+                <w:sz w:val="19"/>
+                <w:szCs w:val="19"/>
+              </w:rPr>
+              <w:t xml:space="preserve">A numeric-membership gate passes misattributed, wrong-direction and causally false sentences built from permitted numbers</w:t>
+            </w:r>
+          </w:p>
+        </w:tc>
+      </w:tr>
+      <w:tr>
+        <w:tc>
+          <w:tcPr>
+            <w:tcW w:type="dxa" w:w="1300"/>
+            <w:tcBorders>
+              <w:top w:val="single" w:color="BFBFBF" w:sz="4"/>
+              <w:left w:val="single" w:color="BFBFBF" w:sz="4"/>
+              <w:bottom w:val="single" w:color="BFBFBF" w:sz="4"/>
+              <w:right w:val="single" w:color="BFBFBF" w:sz="4"/>
+            </w:tcBorders>
+            <w:tcMar>
+              <w:top w:type="dxa" w:w="60"/>
+              <w:left w:type="dxa" w:w="100"/>
+              <w:bottom w:type="dxa" w:w="60"/>
+              <w:right w:type="dxa" w:w="100"/>
+            </w:tcMar>
+          </w:tcPr>
+          <w:p>
+            <w:pPr>
+              <w:spacing w:after="0"/>
+            </w:pPr>
+            <w:r>
+              <w:rPr>
+                <w:b w:val="false"/>
+                <w:bCs w:val="false"/>
+                <w:sz w:val="19"/>
+                <w:szCs w:val="19"/>
+              </w:rPr>
+              <w:t xml:space="preserve">CH-32</w:t>
+            </w:r>
+          </w:p>
+        </w:tc>
+        <w:tc>
+          <w:tcPr>
+            <w:tcW w:type="dxa" w:w="4200"/>
+            <w:tcBorders>
+              <w:top w:val="single" w:color="BFBFBF" w:sz="4"/>
+              <w:left w:val="single" w:color="BFBFBF" w:sz="4"/>
+              <w:bottom w:val="single" w:color="BFBFBF" w:sz="4"/>
+              <w:right w:val="single" w:color="BFBFBF" w:sz="4"/>
+            </w:tcBorders>
+            <w:tcMar>
+              <w:top w:type="dxa" w:w="60"/>
+              <w:left w:type="dxa" w:w="100"/>
+              <w:bottom w:type="dxa" w:w="60"/>
+              <w:right w:type="dxa" w:w="100"/>
+            </w:tcMar>
+          </w:tcPr>
+          <w:p>
+            <w:pPr>
+              <w:spacing w:after="0"/>
+            </w:pPr>
+            <w:r>
+              <w:rPr>
+                <w:b w:val="false"/>
+                <w:bCs w:val="false"/>
+                <w:sz w:val="19"/>
+                <w:szCs w:val="19"/>
+              </w:rPr>
+              <w:t xml:space="preserve">Key points first; readiness panel</w:t>
+            </w:r>
+          </w:p>
+        </w:tc>
+        <w:tc>
+          <w:tcPr>
+            <w:tcW w:type="dxa" w:w="3860"/>
+            <w:tcBorders>
+              <w:top w:val="single" w:color="BFBFBF" w:sz="4"/>
+              <w:left w:val="single" w:color="BFBFBF" w:sz="4"/>
+              <w:bottom w:val="single" w:color="BFBFBF" w:sz="4"/>
+              <w:right w:val="single" w:color="BFBFBF" w:sz="4"/>
+            </w:tcBorders>
+            <w:tcMar>
+              <w:top w:type="dxa" w:w="60"/>
+              <w:left w:type="dxa" w:w="100"/>
+              <w:bottom w:type="dxa" w:w="60"/>
+              <w:right w:type="dxa" w:w="100"/>
+            </w:tcMar>
+          </w:tcPr>
+          <w:p>
+            <w:pPr>
+              <w:spacing w:after="0"/>
+            </w:pPr>
+            <w:r>
+              <w:rPr>
+                <w:b w:val="false"/>
+                <w:bCs w:val="false"/>
+                <w:sz w:val="19"/>
+                <w:szCs w:val="19"/>
+              </w:rPr>
+              <w:t xml:space="preserve">Too many metrics before any synthesis; users could not see what unlocks analyses</w:t>
+            </w:r>
+          </w:p>
+        </w:tc>
+      </w:tr>
+      <w:tr>
+        <w:tc>
+          <w:tcPr>
+            <w:tcW w:type="dxa" w:w="1300"/>
+            <w:tcBorders>
+              <w:top w:val="single" w:color="BFBFBF" w:sz="4"/>
+              <w:left w:val="single" w:color="BFBFBF" w:sz="4"/>
+              <w:bottom w:val="single" w:color="BFBFBF" w:sz="4"/>
+              <w:right w:val="single" w:color="BFBFBF" w:sz="4"/>
+            </w:tcBorders>
+            <w:tcMar>
+              <w:top w:type="dxa" w:w="60"/>
+              <w:left w:type="dxa" w:w="100"/>
+              <w:bottom w:type="dxa" w:w="60"/>
+              <w:right w:type="dxa" w:w="100"/>
+            </w:tcMar>
+          </w:tcPr>
+          <w:p>
+            <w:pPr>
+              <w:spacing w:after="0"/>
+            </w:pPr>
+            <w:r>
+              <w:rPr>
+                <w:b w:val="false"/>
+                <w:bCs w:val="false"/>
+                <w:sz w:val="19"/>
+                <w:szCs w:val="19"/>
+              </w:rPr>
+              <w:t xml:space="preserve">CH-33</w:t>
+            </w:r>
+          </w:p>
+        </w:tc>
+        <w:tc>
+          <w:tcPr>
+            <w:tcW w:type="dxa" w:w="4200"/>
+            <w:tcBorders>
+              <w:top w:val="single" w:color="BFBFBF" w:sz="4"/>
+              <w:left w:val="single" w:color="BFBFBF" w:sz="4"/>
+              <w:bottom w:val="single" w:color="BFBFBF" w:sz="4"/>
+              <w:right w:val="single" w:color="BFBFBF" w:sz="4"/>
+            </w:tcBorders>
+            <w:tcMar>
+              <w:top w:type="dxa" w:w="60"/>
+              <w:left w:type="dxa" w:w="100"/>
+              <w:bottom w:type="dxa" w:w="60"/>
+              <w:right w:type="dxa" w:w="100"/>
+            </w:tcMar>
+          </w:tcPr>
+          <w:p>
+            <w:pPr>
+              <w:spacing w:after="0"/>
+            </w:pPr>
+            <w:r>
+              <w:rPr>
+                <w:b w:val="false"/>
+                <w:bCs w:val="false"/>
+                <w:sz w:val="19"/>
+                <w:szCs w:val="19"/>
+              </w:rPr>
+              <w:t xml:space="preserve">Chips show source and verification separately ("You confirmed", "matched")</w:t>
+            </w:r>
+          </w:p>
+        </w:tc>
+        <w:tc>
+          <w:tcPr>
+            <w:tcW w:type="dxa" w:w="3860"/>
+            <w:tcBorders>
+              <w:top w:val="single" w:color="BFBFBF" w:sz="4"/>
+              <w:left w:val="single" w:color="BFBFBF" w:sz="4"/>
+              <w:bottom w:val="single" w:color="BFBFBF" w:sz="4"/>
+              <w:right w:val="single" w:color="BFBFBF" w:sz="4"/>
+            </w:tcBorders>
+            <w:tcMar>
+              <w:top w:type="dxa" w:w="60"/>
+              <w:left w:type="dxa" w:w="100"/>
+              <w:bottom w:type="dxa" w:w="60"/>
+              <w:right w:type="dxa" w:w="100"/>
+            </w:tcMar>
+          </w:tcPr>
+          <w:p>
+            <w:pPr>
+              <w:spacing w:after="0"/>
+            </w:pPr>
+            <w:r>
+              <w:rPr>
+                <w:b w:val="false"/>
+                <w:bCs w:val="false"/>
+                <w:sz w:val="19"/>
+                <w:szCs w:val="19"/>
+              </w:rPr>
+              <w:t xml:space="preserve">"Verified" overstated user confirmation</w:t>
+            </w:r>
+          </w:p>
+        </w:tc>
+      </w:tr>
+      <w:tr>
+        <w:tc>
+          <w:tcPr>
+            <w:tcW w:type="dxa" w:w="1300"/>
+            <w:tcBorders>
+              <w:top w:val="single" w:color="BFBFBF" w:sz="4"/>
+              <w:left w:val="single" w:color="BFBFBF" w:sz="4"/>
+              <w:bottom w:val="single" w:color="BFBFBF" w:sz="4"/>
+              <w:right w:val="single" w:color="BFBFBF" w:sz="4"/>
+            </w:tcBorders>
+            <w:tcMar>
+              <w:top w:type="dxa" w:w="60"/>
+              <w:left w:type="dxa" w:w="100"/>
+              <w:bottom w:type="dxa" w:w="60"/>
+              <w:right w:type="dxa" w:w="100"/>
+            </w:tcMar>
+          </w:tcPr>
+          <w:p>
+            <w:pPr>
+              <w:spacing w:after="0"/>
+            </w:pPr>
+            <w:r>
+              <w:rPr>
+                <w:b w:val="false"/>
+                <w:bCs w:val="false"/>
+                <w:sz w:val="19"/>
+                <w:szCs w:val="19"/>
+              </w:rPr>
+              <w:t xml:space="preserve">CH-23, CH-14, CH-08</w:t>
+            </w:r>
+          </w:p>
+        </w:tc>
+        <w:tc>
+          <w:tcPr>
+            <w:tcW w:type="dxa" w:w="4200"/>
+            <w:tcBorders>
+              <w:top w:val="single" w:color="BFBFBF" w:sz="4"/>
+              <w:left w:val="single" w:color="BFBFBF" w:sz="4"/>
+              <w:bottom w:val="single" w:color="BFBFBF" w:sz="4"/>
+              <w:right w:val="single" w:color="BFBFBF" w:sz="4"/>
+            </w:tcBorders>
+            <w:tcMar>
+              <w:top w:type="dxa" w:w="60"/>
+              <w:left w:type="dxa" w:w="100"/>
+              <w:bottom w:type="dxa" w:w="60"/>
+              <w:right w:type="dxa" w:w="100"/>
+            </w:tcMar>
+          </w:tcPr>
+          <w:p>
+            <w:pPr>
+              <w:spacing w:after="0"/>
+            </w:pPr>
+            <w:r>
+              <w:rPr>
+                <w:b w:val="false"/>
+                <w:bCs w:val="false"/>
+                <w:sz w:val="19"/>
+                <w:szCs w:val="19"/>
+              </w:rPr>
+              <w:t xml:space="preserve">Paired stress cards; two-track intake; data-mode banner</w:t>
+            </w:r>
+          </w:p>
+        </w:tc>
+        <w:tc>
+          <w:tcPr>
+            <w:tcW w:type="dxa" w:w="3860"/>
+            <w:tcBorders>
+              <w:top w:val="single" w:color="BFBFBF" w:sz="4"/>
+              <w:left w:val="single" w:color="BFBFBF" w:sz="4"/>
+              <w:bottom w:val="single" w:color="BFBFBF" w:sz="4"/>
+              <w:right w:val="single" w:color="BFBFBF" w:sz="4"/>
+            </w:tcBorders>
+            <w:tcMar>
+              <w:top w:type="dxa" w:w="60"/>
+              <w:left w:type="dxa" w:w="100"/>
+              <w:bottom w:type="dxa" w:w="60"/>
+              <w:right w:type="dxa" w:w="100"/>
+            </w:tcMar>
+          </w:tcPr>
+          <w:p>
+            <w:pPr>
+              <w:spacing w:after="0"/>
+            </w:pPr>
+            <w:r>
+              <w:rPr>
+                <w:b w:val="false"/>
+                <w:bCs w:val="false"/>
+                <w:sz w:val="19"/>
+                <w:szCs w:val="19"/>
+              </w:rPr>
+              <w:t xml:space="preserve">Attribution of stress to the loan; parallel extraction; privacy transparency</w:t>
+            </w:r>
+          </w:p>
+        </w:tc>
+      </w:tr>
+    </w:tbl>
+    <w:p>
+      <w:pPr>
+        <w:spacing w:after="120"/>
+      </w:pPr>
+    </w:p>
+    <w:p>
+      <w:pPr>
+        <w:pStyle w:val="Heading1"/>
+        <w:spacing w:after="160" w:before="360"/>
+      </w:pPr>
+      <w:r>
         <w:t xml:space="preserve">1. Stage overview</w:t>
       </w:r>
     </w:p>
@@ -59,7 +580,7 @@
         <w:spacing w:after="120"/>
       </w:pPr>
       <w:r>
-        <w:t xml:space="preserve">Stage 6 is the user-facing experience and the explanation engine behind it. Every number shown carries a provenance chip; every report section has a deterministic template explanation; an optional LLM narration rewrites the template from a structured explanation plan and is accepted only if every number it contains is in the allowed set and no advice phrases appear. The frontend is Next.js with TypeScript, Tailwind, shadcn/ui and Recharts, with Zod types generated from the backend OpenAPI document.</w:t>
+        <w:t xml:space="preserve">Stage 6 is the user experience and the explanation engine behind it. Every number shows its source and verification level. Every sentence is rendered from a typed claim built from the computed results, and key points lead the dashboard. A readiness panel shows which analyses are available. Optional LLM narration is deferred: when enabled later, it must cite claim ids and pass relational checks. The frontend is Next.js with TypeScript, Tailwind, shadcn/ui and Recharts, with Zod types generated from the OpenAPI v1.1 document.</w:t>
       </w:r>
     </w:p>
     <w:p>
@@ -279,7 +800,7 @@
                 <w:sz w:val="19"/>
                 <w:szCs w:val="19"/>
               </w:rPr>
-              <w:t xml:space="preserve">Team familiarity; server components for report fetch; routing</w:t>
+              <w:t xml:space="preserve">Team familiarity; routing; server components for the report</w:t>
             </w:r>
           </w:p>
         </w:tc>
@@ -374,7 +895,7 @@
                 <w:sz w:val="19"/>
                 <w:szCs w:val="19"/>
               </w:rPr>
-              <w:t xml:space="preserve">Accessible primitives (Radix); fast to build provenance chips, tables, drawers</w:t>
+              <w:t xml:space="preserve">Accessible primitives for chips, tables and drawers</w:t>
             </w:r>
           </w:p>
         </w:tc>
@@ -469,7 +990,7 @@
                 <w:sz w:val="19"/>
                 <w:szCs w:val="19"/>
               </w:rPr>
-              <w:t xml:space="preserve">Bar, line, scatter and composed charts cover all required visuals</w:t>
+              <w:t xml:space="preserve">Covers paired stress views and the Pareto scatter</w:t>
             </w:r>
           </w:p>
         </w:tc>
@@ -533,7 +1054,7 @@
                 <w:sz w:val="19"/>
                 <w:szCs w:val="19"/>
               </w:rPr>
-              <w:t xml:space="preserve">Zod schemas generated from OpenAPI</w:t>
+              <w:t xml:space="preserve">Zod schemas generated from OpenAPI v1.1</w:t>
             </w:r>
           </w:p>
         </w:tc>
@@ -564,7 +1085,7 @@
                 <w:sz w:val="19"/>
                 <w:szCs w:val="19"/>
               </w:rPr>
-              <w:t xml:space="preserve">Contract parity with the backend</w:t>
+              <w:t xml:space="preserve">Contract parity</w:t>
             </w:r>
           </w:p>
         </w:tc>
@@ -628,7 +1149,7 @@
                 <w:sz w:val="19"/>
                 <w:szCs w:val="19"/>
               </w:rPr>
-              <w:t xml:space="preserve">Jinja templates + ExplanationPlan + validation gate</w:t>
+              <w:t xml:space="preserve">Claim builder + Jinja templates + key-point ranking</w:t>
             </w:r>
           </w:p>
         </w:tc>
@@ -659,7 +1180,7 @@
                 <w:sz w:val="19"/>
                 <w:szCs w:val="19"/>
               </w:rPr>
-              <w:t xml:space="preserve">Faithful explanations; AI wording optional and checked</w:t>
+              <w:t xml:space="preserve">Every sentence traceable to computed values</w:t>
             </w:r>
           </w:p>
         </w:tc>
@@ -754,7 +1275,7 @@
                 <w:sz w:val="19"/>
                 <w:szCs w:val="19"/>
               </w:rPr>
-              <w:t xml:space="preserve">Automated WCAG 2.1 AA checks on four screens</w:t>
+              <w:t xml:space="preserve">Automated WCAG 2.1 AA checks</w:t>
             </w:r>
           </w:p>
         </w:tc>
@@ -1514,7 +2035,7 @@
         <w:spacing w:after="120"/>
       </w:pPr>
       <w:r>
-        <w:t xml:space="preserve">One call type: narration. Input: an ExplanationPlan listing facts, metrics, flags, assumptions, citations, allowed numbers and forbidden phrases, with a plain-language style instruction (≤ 120 words, no advice). Output: text, validated by numeric membership and a deny-list; on failure the template text is shown. Temperature 0.3; timeout 20 s.</w:t>
+        <w:t xml:space="preserve">No LLM in the MVP explanation path. Deferred design: the model receives typed claims and returns sentences that each cite claim ids. A validator checks that every number belongs to a cited claim, that direction words match the claim, that metric names match the claim subject, that every sentence cites a claim, and that no advice phrases appear. Any failure falls back to the template. The feature is enabled only after an adversarial test set (A-40) is fully rejected.</w:t>
       </w:r>
     </w:p>
     <w:p>
@@ -1536,7 +2057,7 @@
         <w:spacing w:after="60"/>
       </w:pPr>
       <w:r>
-        <w:t xml:space="preserve">Explanation plan per section built from the DecisionReport; templates keyed by formula id and flag id.</w:t>
+        <w:t xml:space="preserve">Claim types: value, change, comparison, threshold flag, scenario outcome, missing; each with subject metric, values, direction, evidence ids and assumption ids.</w:t>
       </w:r>
     </w:p>
     <w:p>
@@ -1549,7 +2070,7 @@
         <w:spacing w:after="60"/>
       </w:pPr>
       <w:r>
-        <w:t xml:space="preserve">Validation gate: extract currency, percentage and month figures from the narrative, normalize, and require membership in the allowed set (including rounded variants the plan generated); reject comparatives and advice phrases from a configurable deny-list.</w:t>
+        <w:t xml:space="preserve">Templates per claim type and metric; wording rules forbid "afford", "safe", "should", "best", "better" and "recommend"; scenario claims start "In this illustrative scenario"; comparisons include assumption flags.</w:t>
       </w:r>
     </w:p>
     <w:p>
@@ -1562,7 +2083,7 @@
         <w:spacing w:after="60"/>
       </w:pPr>
       <w:r>
-        <w:t xml:space="preserve">Provenance chips: icon + text label per source kind (you told us, from your document page N, calculated, assumption, AI wording); never color alone.</w:t>
+        <w:t xml:space="preserve">Key points: the cost claim, the monthly-change claim, and the most severe flag or stress outcome.</w:t>
       </w:r>
     </w:p>
     <w:p>
@@ -1575,33 +2096,7 @@
         <w:spacing w:after="60"/>
       </w:pPr>
       <w:r>
-        <w:t xml:space="preserve">Single report snapshot per screen set; stale-report banner on profile_version mismatch.</w:t>
-      </w:r>
-    </w:p>
-    <w:p>
-      <w:pPr>
-        <w:pStyle w:val="Heading1"/>
-        <w:spacing w:after="160" w:before="360"/>
-      </w:pPr>
-      <w:r>
-        <w:t xml:space="preserve">7. Data architecture</w:t>
-      </w:r>
-    </w:p>
-    <w:p>
-      <w:pPr>
-        <w:spacing w:after="120"/>
-      </w:pPr>
-      <w:r>
-        <w:t xml:space="preserve">ExplanationSection (template text, optional narrative, validated flag, allowed numbers, evidence ids, provenance tags), glossary JSON of CFPB key terms, citation table. Frontend state is the DecisionReport plus intake state; no client-side persistence beyond the session token.</w:t>
-      </w:r>
-    </w:p>
-    <w:p>
-      <w:pPr>
-        <w:pStyle w:val="Heading1"/>
-        <w:spacing w:after="160" w:before="360"/>
-      </w:pPr>
-      <w:r>
-        <w:t xml:space="preserve">8. Interface dependencies</w:t>
+        <w:t xml:space="preserve">One number formatter: headline values rounded with "about"; drawers show cents.</w:t>
       </w:r>
     </w:p>
     <w:p>
@@ -1614,7 +2109,33 @@
         <w:spacing w:after="60"/>
       </w:pPr>
       <w:r>
-        <w:t xml:space="preserve">Stage 1: question card with why_we_ask, completeness, skip/estimate, optional list.</w:t>
+        <w:t xml:space="preserve">Single report snapshot per screen set; stale-report banner on profile changes.</w:t>
+      </w:r>
+    </w:p>
+    <w:p>
+      <w:pPr>
+        <w:pStyle w:val="Heading1"/>
+        <w:spacing w:after="160" w:before="360"/>
+      </w:pPr>
+      <w:r>
+        <w:t xml:space="preserve">7. Data architecture</w:t>
+      </w:r>
+    </w:p>
+    <w:p>
+      <w:pPr>
+        <w:spacing w:after="120"/>
+      </w:pPr>
+      <w:r>
+        <w:t xml:space="preserve">Claim, ExplanationEvidence (with verification), ExplanationSection (claims, template text, reserved narrative field null in the MVP), DecisionReport (key points, readiness, data mode), glossary of CFPB key terms (finance charge vs interest), citation table.</w:t>
+      </w:r>
+    </w:p>
+    <w:p>
+      <w:pPr>
+        <w:pStyle w:val="Heading1"/>
+        <w:spacing w:after="160" w:before="360"/>
+      </w:pPr>
+      <w:r>
+        <w:t xml:space="preserve">8. Interface dependencies</w:t>
       </w:r>
     </w:p>
     <w:p>
@@ -1627,7 +2148,7 @@
         <w:spacing w:after="60"/>
       </w:pPr>
       <w:r>
-        <w:t xml:space="preserve">Stage 2: verification table with evidence quotes, page numbers, check status and conflict handling.</w:t>
+        <w:t xml:space="preserve">Stage 1: question card, why_we_ask, skip/decline/estimate, readiness panel, refinement list.</w:t>
       </w:r>
     </w:p>
     <w:p>
@@ -1640,7 +2161,20 @@
         <w:spacing w:after="60"/>
       </w:pPr>
       <w:r>
-        <w:t xml:space="preserve">Stages 3–5: dashboard sections and charts from the report; explain endpoint for narration.</w:t>
+        <w:t xml:space="preserve">Stage 2: verification table with evidence, check states, conflicts, offer chooser, payment-mismatch explanation.</w:t>
+      </w:r>
+    </w:p>
+    <w:p>
+      <w:pPr>
+        <w:pStyle w:val="ListParagraph"/>
+        <w:numPr>
+          <w:ilvl w:val="0"/>
+          <w:numId w:val="2"/>
+        </w:numPr>
+        <w:spacing w:after="60"/>
+      </w:pPr>
+      <w:r>
+        <w:t xml:space="preserve">Stages 3–5: metrics, flags, breakdown, paired scenarios, alternatives with flags, rate sensitivity.</w:t>
       </w:r>
     </w:p>
     <w:p>
@@ -1863,7 +2397,7 @@
                 <w:sz w:val="19"/>
                 <w:szCs w:val="19"/>
               </w:rPr>
-              <w:t xml:space="preserve">Template-only explanations</w:t>
+              <w:t xml:space="preserve">Template-only (no claims model)</w:t>
             </w:r>
           </w:p>
         </w:tc>
@@ -1925,7 +2459,7 @@
                 <w:sz w:val="19"/>
                 <w:szCs w:val="19"/>
               </w:rPr>
-              <w:t xml:space="preserve">Mandatory first milestone; hybrid adds readability only after the gate exists</w:t>
+              <w:t xml:space="preserve">Claims add traceability and key points at little cost</w:t>
             </w:r>
           </w:p>
         </w:tc>
@@ -2020,7 +2554,7 @@
                 <w:sz w:val="19"/>
                 <w:szCs w:val="19"/>
               </w:rPr>
-              <w:t xml:space="preserve">Unverifiable numbers; false confidence</w:t>
+              <w:t xml:space="preserve">Unverifiable numbers and relationships</w:t>
             </w:r>
           </w:p>
         </w:tc>
@@ -2053,7 +2587,7 @@
                 <w:sz w:val="19"/>
                 <w:szCs w:val="19"/>
               </w:rPr>
-              <w:t xml:space="preserve">RAG over CFPB corpus</w:t>
+              <w:t xml:space="preserve">Hybrid narration + numeric gate (v1.0)</w:t>
             </w:r>
           </w:p>
         </w:tc>
@@ -2084,7 +2618,7 @@
                 <w:sz w:val="19"/>
                 <w:szCs w:val="19"/>
               </w:rPr>
-              <w:t xml:space="preserve">3.00</w:t>
+              <w:t xml:space="preserve">3.90</w:t>
             </w:r>
           </w:p>
         </w:tc>
@@ -2115,7 +2649,7 @@
                 <w:sz w:val="19"/>
                 <w:szCs w:val="19"/>
               </w:rPr>
-              <w:t xml:space="preserve">Citations are already structured; adds a vector store</w:t>
+              <w:t xml:space="preserve">Gate cannot validate relationships (audit rescoring)</w:t>
             </w:r>
           </w:p>
         </w:tc>
@@ -2148,7 +2682,7 @@
                 <w:sz w:val="19"/>
                 <w:szCs w:val="19"/>
               </w:rPr>
-              <w:t xml:space="preserve">Hybrid templates + validated narration (selected)</w:t>
+              <w:t xml:space="preserve">RAG over CFPB corpus</w:t>
             </w:r>
           </w:p>
         </w:tc>
@@ -2179,7 +2713,7 @@
                 <w:sz w:val="19"/>
                 <w:szCs w:val="19"/>
               </w:rPr>
-              <w:t xml:space="preserve">4.50</w:t>
+              <w:t xml:space="preserve">3.00</w:t>
             </w:r>
           </w:p>
         </w:tc>
@@ -2210,7 +2744,7 @@
                 <w:sz w:val="19"/>
                 <w:szCs w:val="19"/>
               </w:rPr>
-              <w:t xml:space="preserve">—</w:t>
+              <w:t xml:space="preserve">Citations are already structured; adds a vector store</w:t>
             </w:r>
           </w:p>
         </w:tc>
@@ -2243,7 +2777,7 @@
                 <w:sz w:val="19"/>
                 <w:szCs w:val="19"/>
               </w:rPr>
-              <w:t xml:space="preserve">Vite SPA / Streamlit (frontend)</w:t>
+              <w:t xml:space="preserve">Claim-based templates; narration deferred (selected, v1.1)</w:t>
             </w:r>
           </w:p>
         </w:tc>
@@ -2274,7 +2808,7 @@
                 <w:sz w:val="19"/>
                 <w:szCs w:val="19"/>
               </w:rPr>
-              <w:t xml:space="preserve">4.0 / 3.1</w:t>
+              <w:t xml:space="preserve">4.65</w:t>
             </w:r>
           </w:p>
         </w:tc>
@@ -2305,7 +2839,7 @@
                 <w:sz w:val="19"/>
                 <w:szCs w:val="19"/>
               </w:rPr>
-              <w:t xml:space="preserve">No advantage over Next.js; insufficient control for provenance UI</w:t>
+              <w:t xml:space="preserve">—</w:t>
             </w:r>
           </w:p>
         </w:tc>
@@ -2809,7 +3343,7 @@
                 <w:sz w:val="19"/>
                 <w:szCs w:val="19"/>
               </w:rPr>
-              <w:t xml:space="preserve">App shell; Now and With-this-loan screens with provenance chips</w:t>
+              <w:t xml:space="preserve">App shell; key points and With-this-loan with source and verification chips</w:t>
             </w:r>
           </w:p>
         </w:tc>
@@ -2904,7 +3438,7 @@
                 <w:sz w:val="19"/>
                 <w:szCs w:val="19"/>
               </w:rPr>
-              <w:t xml:space="preserve">Intake UI; verification table; stress cards</w:t>
+              <w:t xml:space="preserve">Two-track intake with readiness panel; verification table; paired stress cards</w:t>
             </w:r>
           </w:p>
         </w:tc>
@@ -2999,7 +3533,7 @@
                 <w:sz w:val="19"/>
                 <w:szCs w:val="19"/>
               </w:rPr>
-              <w:t xml:space="preserve">Alternatives screen; missing-info panel; report print view; axe pass</w:t>
+              <w:t xml:space="preserve">Alternatives, missing info, assumptions, print report; axe pass</w:t>
             </w:r>
           </w:p>
         </w:tc>
@@ -3094,7 +3628,7 @@
                 <w:sz w:val="19"/>
                 <w:szCs w:val="19"/>
               </w:rPr>
-              <w:t xml:space="preserve">Narration behind a flag after gate tests</w:t>
+              <w:t xml:space="preserve">Claim-referenced narration (deferred)</w:t>
             </w:r>
           </w:p>
         </w:tc>
@@ -3125,7 +3659,7 @@
                 <w:sz w:val="19"/>
                 <w:szCs w:val="19"/>
               </w:rPr>
-              <w:t xml:space="preserve">CP3 if gate tests pass</w:t>
+              <w:t xml:space="preserve">after A-40 passes</w:t>
             </w:r>
           </w:p>
         </w:tc>
@@ -3156,7 +3690,7 @@
                 <w:sz w:val="19"/>
                 <w:szCs w:val="19"/>
               </w:rPr>
-              <w:t xml:space="preserve">AI wording with validation</w:t>
+              <w:t xml:space="preserve">Optional AI wording</w:t>
             </w:r>
           </w:p>
         </w:tc>
@@ -3186,7 +3720,7 @@
         <w:spacing w:after="60"/>
       </w:pPr>
       <w:r>
-        <w:t xml:space="preserve">Gate tests: 30 synthetic narratives, 20 adversarial, all 20 rejected.</w:t>
+        <w:t xml:space="preserve">Every rendered sentence maps to at least one claim; every numeric node has an evidence id (A-12r).</w:t>
       </w:r>
     </w:p>
     <w:p>
@@ -3199,7 +3733,7 @@
         <w:spacing w:after="60"/>
       </w:pPr>
       <w:r>
-        <w:t xml:space="preserve">Provenance coverage: every numeric node carries a data-evidence-id.</w:t>
+        <w:t xml:space="preserve">Key points reproducible from report values (A-41); no chip says "verified" (A-42).</w:t>
       </w:r>
     </w:p>
     <w:p>
@@ -3212,7 +3746,7 @@
         <w:spacing w:after="60"/>
       </w:pPr>
       <w:r>
-        <w:t xml:space="preserve">Three hallway usability tests with a scripted persona; zero testers read scenarios as predictions.</w:t>
+        <w:t xml:space="preserve">Three hallway tests reported as qualitative observations (n = 3).</w:t>
       </w:r>
     </w:p>
     <w:p>
@@ -3225,7 +3759,7 @@
         <w:spacing w:after="60"/>
       </w:pPr>
       <w:r>
-        <w:t xml:space="preserve">axe-core on four screens; keyboard-only walkthrough; template readability at grade 8 or below.</w:t>
+        <w:t xml:space="preserve">axe-core on four screens; keyboard walkthrough; template readability at grade 8 or below.</w:t>
       </w:r>
     </w:p>
     <w:p>
@@ -3242,7 +3776,7 @@
         <w:spacing w:after="120"/>
       </w:pPr>
       <w:r>
-        <w:t xml:space="preserve">Build the templates and provenance chips first; they are the trust mechanism judges can see. Add validated narration last and only behind the gate. Present the product as consequence analysis with sources, not as advice.</w:t>
+        <w:t xml:space="preserve">Build the claim builder, key points and source-and-verification chips first; they are the trust mechanism judges can see. Keep AI narration deferred until it can cite claims and pass the relational tests. Present the product as consequence analysis with sources, not advice.</w:t>
       </w:r>
     </w:p>
     <w:sectPr>
